--- a/tfl/tables/T-VS-01.docx
+++ b/tfl/tables/T-VS-01.docx
@@ -3429,7 +3429,7 @@
                 <w:szCs w:val="18"/>
                 <w:color w:val="000000"/>
               </w:rPr>
-              <w:t xml:space="preserve">0.0 (0.5) (n=58)</w:t>
+              <w:t xml:space="preserve">0.1 (0.5) (n=58)</w:t>
             </w:r>
           </w:p>
         </w:tc>
@@ -4564,7 +4564,7 @@
           <w:szCs w:val="14"/>
           <w:color w:val="C0392B"/>
         </w:rPr>
-        <w:t xml:space="preserve">DRAFT — produced 2026-07-19 — synthetic data, NOT for regulatory submission</w:t>
+        <w:t xml:space="preserve">DRAFT — produced 2026-09-20 — synthetic data, NOT for regulatory submission</w:t>
       </w:r>
     </w:p>
     <w:sectPr>

--- a/tfl/tables/T-VS-01.docx
+++ b/tfl/tables/T-VS-01.docx
@@ -129,7 +129,7 @@
           <w:szCs w:val="18"/>
           <w:color w:val="444444"/>
         </w:rPr>
-        <w:t xml:space="preserve">Safety Population (N=449)</w:t>
+        <w:t xml:space="preserve">Safety Population (N=450)</w:t>
       </w:r>
     </w:p>
     <w:p>
@@ -288,7 +288,7 @@
                 <w:szCs w:val="18"/>
                 <w:color w:val="FFFFFF"/>
               </w:rPr>
-              <w:t xml:space="preserve">(N=225)</w:t>
+              <w:t xml:space="preserve">(N=300)</w:t>
             </w:r>
           </w:p>
         </w:tc>
@@ -369,7 +369,7 @@
                 <w:szCs w:val="18"/>
                 <w:color w:val="FFFFFF"/>
               </w:rPr>
-              <w:t xml:space="preserve">(N=224)</w:t>
+              <w:t xml:space="preserve">(N=150)</w:t>
             </w:r>
           </w:p>
         </w:tc>
@@ -654,7 +654,7 @@
                 <w:szCs w:val="18"/>
                 <w:color w:val="000000"/>
               </w:rPr>
-              <w:t xml:space="preserve">-0.0 (13.1) (n=51)</w:t>
+              <w:t xml:space="preserve">1.5 (13.3) (n=80)</w:t>
             </w:r>
           </w:p>
         </w:tc>
@@ -709,7 +709,7 @@
                 <w:szCs w:val="18"/>
                 <w:color w:val="000000"/>
               </w:rPr>
-              <w:t xml:space="preserve">0.6 (12.7) (n=58)</w:t>
+              <w:t xml:space="preserve">1.5 (12.3) (n=41)</w:t>
             </w:r>
           </w:p>
         </w:tc>
@@ -824,7 +824,7 @@
                 <w:szCs w:val="18"/>
                 <w:color w:val="000000"/>
               </w:rPr>
-              <w:t xml:space="preserve">0.0 (12.6) (n=216)</w:t>
+              <w:t xml:space="preserve">-0.5 (12.9) (n=288)</w:t>
             </w:r>
           </w:p>
         </w:tc>
@@ -879,7 +879,7 @@
                 <w:szCs w:val="18"/>
                 <w:color w:val="000000"/>
               </w:rPr>
-              <w:t xml:space="preserve">1.5 (13.2) (n=218)</w:t>
+              <w:t xml:space="preserve">0.5 (13.1) (n=144)</w:t>
             </w:r>
           </w:p>
         </w:tc>
@@ -994,7 +994,7 @@
                 <w:szCs w:val="18"/>
                 <w:color w:val="000000"/>
               </w:rPr>
-              <w:t xml:space="preserve">-0.6 (12.8) (n=142)</w:t>
+              <w:t xml:space="preserve">-0.7 (12.2) (n=188)</w:t>
             </w:r>
           </w:p>
         </w:tc>
@@ -1049,7 +1049,7 @@
                 <w:szCs w:val="18"/>
                 <w:color w:val="000000"/>
               </w:rPr>
-              <w:t xml:space="preserve">0.6 (14.1) (n=168)</w:t>
+              <w:t xml:space="preserve">-0.0 (13.5) (n=120)</w:t>
             </w:r>
           </w:p>
         </w:tc>
@@ -1334,7 +1334,7 @@
                 <w:szCs w:val="18"/>
                 <w:color w:val="000000"/>
               </w:rPr>
-              <w:t xml:space="preserve">2.6 (18.7) (n=51)</w:t>
+              <w:t xml:space="preserve">1.2 (15.6) (n=80)</w:t>
             </w:r>
           </w:p>
         </w:tc>
@@ -1389,7 +1389,7 @@
                 <w:szCs w:val="18"/>
                 <w:color w:val="000000"/>
               </w:rPr>
-              <w:t xml:space="preserve">0.9 (18.6) (n=58)</w:t>
+              <w:t xml:space="preserve">1.0 (15.1) (n=41)</w:t>
             </w:r>
           </w:p>
         </w:tc>
@@ -1504,7 +1504,7 @@
                 <w:szCs w:val="18"/>
                 <w:color w:val="000000"/>
               </w:rPr>
-              <w:t xml:space="preserve">-1.5 (16.2) (n=216)</w:t>
+              <w:t xml:space="preserve">-1.8 (17.9) (n=288)</w:t>
             </w:r>
           </w:p>
         </w:tc>
@@ -1559,7 +1559,7 @@
                 <w:szCs w:val="18"/>
                 <w:color w:val="000000"/>
               </w:rPr>
-              <w:t xml:space="preserve">-1.7 (16.3) (n=218)</w:t>
+              <w:t xml:space="preserve">-1.1 (16.3) (n=144)</w:t>
             </w:r>
           </w:p>
         </w:tc>
@@ -1674,7 +1674,7 @@
                 <w:szCs w:val="18"/>
                 <w:color w:val="000000"/>
               </w:rPr>
-              <w:t xml:space="preserve">-0.2 (16.5) (n=142)</w:t>
+              <w:t xml:space="preserve">-1.7 (18.8) (n=188)</w:t>
             </w:r>
           </w:p>
         </w:tc>
@@ -1729,7 +1729,7 @@
                 <w:szCs w:val="18"/>
                 <w:color w:val="000000"/>
               </w:rPr>
-              <w:t xml:space="preserve">-2.3 (17.2) (n=168)</w:t>
+              <w:t xml:space="preserve">0.8 (16.5) (n=120)</w:t>
             </w:r>
           </w:p>
         </w:tc>
@@ -2014,7 +2014,7 @@
                 <w:szCs w:val="18"/>
                 <w:color w:val="000000"/>
               </w:rPr>
-              <w:t xml:space="preserve">-0.5 (3.0) (n=51)</w:t>
+              <w:t xml:space="preserve">-0.2 (2.7) (n=80)</w:t>
             </w:r>
           </w:p>
         </w:tc>
@@ -2069,7 +2069,7 @@
                 <w:szCs w:val="18"/>
                 <w:color w:val="000000"/>
               </w:rPr>
-              <w:t xml:space="preserve">0.2 (2.5) (n=58)</w:t>
+              <w:t xml:space="preserve">-0.6 (3.1) (n=41)</w:t>
             </w:r>
           </w:p>
         </w:tc>
@@ -2184,7 +2184,7 @@
                 <w:szCs w:val="18"/>
                 <w:color w:val="000000"/>
               </w:rPr>
-              <w:t xml:space="preserve">-0.2 (2.7) (n=216)</w:t>
+              <w:t xml:space="preserve">0.1 (2.7) (n=288)</w:t>
             </w:r>
           </w:p>
         </w:tc>
@@ -2239,7 +2239,7 @@
                 <w:szCs w:val="18"/>
                 <w:color w:val="000000"/>
               </w:rPr>
-              <w:t xml:space="preserve">-0.1 (3.0) (n=218)</w:t>
+              <w:t xml:space="preserve">-0.0 (3.0) (n=144)</w:t>
             </w:r>
           </w:p>
         </w:tc>
@@ -2354,7 +2354,7 @@
                 <w:szCs w:val="18"/>
                 <w:color w:val="000000"/>
               </w:rPr>
-              <w:t xml:space="preserve">-0.0 (3.2) (n=142)</w:t>
+              <w:t xml:space="preserve">0.0 (3.0) (n=188)</w:t>
             </w:r>
           </w:p>
         </w:tc>
@@ -2409,7 +2409,7 @@
                 <w:szCs w:val="18"/>
                 <w:color w:val="000000"/>
               </w:rPr>
-              <w:t xml:space="preserve">0.0 (2.8) (n=168)</w:t>
+              <w:t xml:space="preserve">-0.1 (3.3) (n=120)</w:t>
             </w:r>
           </w:p>
         </w:tc>
@@ -2694,7 +2694,7 @@
                 <w:szCs w:val="18"/>
                 <w:color w:val="000000"/>
               </w:rPr>
-              <w:t xml:space="preserve">1.0 (18.0) (n=51)</w:t>
+              <w:t xml:space="preserve">0.7 (17.9) (n=80)</w:t>
             </w:r>
           </w:p>
         </w:tc>
@@ -2749,7 +2749,7 @@
                 <w:szCs w:val="18"/>
                 <w:color w:val="000000"/>
               </w:rPr>
-              <w:t xml:space="preserve">1.3 (22.0) (n=58)</w:t>
+              <w:t xml:space="preserve">-2.0 (23.0) (n=41)</w:t>
             </w:r>
           </w:p>
         </w:tc>
@@ -2864,7 +2864,7 @@
                 <w:szCs w:val="18"/>
                 <w:color w:val="000000"/>
               </w:rPr>
-              <w:t xml:space="preserve">0.2 (19.7) (n=216)</w:t>
+              <w:t xml:space="preserve">1.7 (20.2) (n=288)</w:t>
             </w:r>
           </w:p>
         </w:tc>
@@ -2919,7 +2919,7 @@
                 <w:szCs w:val="18"/>
                 <w:color w:val="000000"/>
               </w:rPr>
-              <w:t xml:space="preserve">0.6 (20.2) (n=218)</w:t>
+              <w:t xml:space="preserve">-0.8 (20.7) (n=144)</w:t>
             </w:r>
           </w:p>
         </w:tc>
@@ -3034,7 +3034,7 @@
                 <w:szCs w:val="18"/>
                 <w:color w:val="000000"/>
               </w:rPr>
-              <w:t xml:space="preserve">0.5 (19.6) (n=142)</w:t>
+              <w:t xml:space="preserve">0.3 (19.8) (n=188)</w:t>
             </w:r>
           </w:p>
         </w:tc>
@@ -3089,7 +3089,7 @@
                 <w:szCs w:val="18"/>
                 <w:color w:val="000000"/>
               </w:rPr>
-              <w:t xml:space="preserve">0.1 (20.6) (n=168)</w:t>
+              <w:t xml:space="preserve">0.2 (20.2) (n=120)</w:t>
             </w:r>
           </w:p>
         </w:tc>
@@ -3374,7 +3374,7 @@
                 <w:szCs w:val="18"/>
                 <w:color w:val="000000"/>
               </w:rPr>
-              <w:t xml:space="preserve">0.1 (0.6) (n=51)</w:t>
+              <w:t xml:space="preserve">0.1 (0.5) (n=80)</w:t>
             </w:r>
           </w:p>
         </w:tc>
@@ -3429,7 +3429,7 @@
                 <w:szCs w:val="18"/>
                 <w:color w:val="000000"/>
               </w:rPr>
-              <w:t xml:space="preserve">0.1 (0.5) (n=58)</w:t>
+              <w:t xml:space="preserve">-0.0 (0.6) (n=41)</w:t>
             </w:r>
           </w:p>
         </w:tc>
@@ -3544,7 +3544,7 @@
                 <w:szCs w:val="18"/>
                 <w:color w:val="000000"/>
               </w:rPr>
-              <w:t xml:space="preserve">0.0 (0.6) (n=216)</w:t>
+              <w:t xml:space="preserve">0.0 (0.6) (n=288)</w:t>
             </w:r>
           </w:p>
         </w:tc>
@@ -3599,7 +3599,7 @@
                 <w:szCs w:val="18"/>
                 <w:color w:val="000000"/>
               </w:rPr>
-              <w:t xml:space="preserve">-0.0 (0.6) (n=218)</w:t>
+              <w:t xml:space="preserve">0.1 (0.6) (n=144)</w:t>
             </w:r>
           </w:p>
         </w:tc>
@@ -3714,7 +3714,7 @@
                 <w:szCs w:val="18"/>
                 <w:color w:val="000000"/>
               </w:rPr>
-              <w:t xml:space="preserve">0.0 (0.5) (n=142)</w:t>
+              <w:t xml:space="preserve">0.0 (0.6) (n=188)</w:t>
             </w:r>
           </w:p>
         </w:tc>
@@ -3769,7 +3769,7 @@
                 <w:szCs w:val="18"/>
                 <w:color w:val="000000"/>
               </w:rPr>
-              <w:t xml:space="preserve">0.0 (0.6) (n=168)</w:t>
+              <w:t xml:space="preserve">-0.0 (0.6) (n=120)</w:t>
             </w:r>
           </w:p>
         </w:tc>
@@ -4054,7 +4054,7 @@
                 <w:szCs w:val="18"/>
                 <w:color w:val="000000"/>
               </w:rPr>
-              <w:t xml:space="preserve">-0.0 (0.1) (n=51)</w:t>
+              <w:t xml:space="preserve">-0.0 (0.1) (n=80)</w:t>
             </w:r>
           </w:p>
         </w:tc>
@@ -4109,7 +4109,7 @@
                 <w:szCs w:val="18"/>
                 <w:color w:val="000000"/>
               </w:rPr>
-              <w:t xml:space="preserve">-0.1 (0.1) (n=58)</w:t>
+              <w:t xml:space="preserve">-0.1 (0.1) (n=41)</w:t>
             </w:r>
           </w:p>
         </w:tc>
@@ -4224,7 +4224,7 @@
                 <w:szCs w:val="18"/>
                 <w:color w:val="000000"/>
               </w:rPr>
-              <w:t xml:space="preserve">-0.5 (0.3) (n=216)</w:t>
+              <w:t xml:space="preserve">-0.4 (0.3) (n=288)</w:t>
             </w:r>
           </w:p>
         </w:tc>
@@ -4279,7 +4279,7 @@
                 <w:szCs w:val="18"/>
                 <w:color w:val="000000"/>
               </w:rPr>
-              <w:t xml:space="preserve">-0.4 (0.3) (n=218)</w:t>
+              <w:t xml:space="preserve">-0.4 (0.3) (n=144)</w:t>
             </w:r>
           </w:p>
         </w:tc>
@@ -4394,7 +4394,7 @@
                 <w:szCs w:val="18"/>
                 <w:color w:val="000000"/>
               </w:rPr>
-              <w:t xml:space="preserve">-1.8 (1.9) (n=142)</w:t>
+              <w:t xml:space="preserve">-1.9 (2.0) (n=188)</w:t>
             </w:r>
           </w:p>
         </w:tc>
@@ -4449,7 +4449,7 @@
                 <w:szCs w:val="18"/>
                 <w:color w:val="000000"/>
               </w:rPr>
-              <w:t xml:space="preserve">-1.4 (1.6) (n=168)</w:t>
+              <w:t xml:space="preserve">-1.3 (1.5) (n=120)</w:t>
             </w:r>
           </w:p>
         </w:tc>
